--- a/复现报告.docx
+++ b/复现报告.docx
@@ -75,7 +75,7 @@
           <w:b/>
           <w:i w:val="0"/>
         </w:rPr>
-        <w:t>主要结论有三条：</w:t>
+        <w:t>主要结论有四条：</w:t>
       </w:r>
     </w:p>
     <w:p>
@@ -87,7 +87,19 @@
         <w:rPr>
           <w:rFonts w:ascii="Calibri" w:hAnsi="Calibri" w:eastAsia="等线"/>
         </w:rPr>
-        <w:t>官方源码的物理损失项在实现上退化：导数项被写死为零，实际效果是把耦合强度压向零。</w:t>
+        <w:t>官方源码的物理损失项在实现上退化：导数项被写死为零，且与论文正文「用有限差分近似 dθ/dt」的表述直接冲突。实际效果是把耦合强度压向零。</w:t>
+      </w:r>
+    </w:p>
+    <w:p>
+      <w:pPr>
+        <w:pStyle w:val="ListBullet"/>
+        <w:ind w:left="360"/>
+      </w:pPr>
+      <w:r>
+        <w:rPr>
+          <w:rFonts w:ascii="Calibri" w:hAnsi="Calibri" w:eastAsia="等线"/>
+        </w:rPr>
+        <w:t>论文自报的物理损失效应量（+0.9%），小于其自身的折间标准差（±2.1%）。本复现的对照实验测得 +0.36%，与论文一致。因此结论不是「没能复现出该效果」，而是该量级本就落在噪声内。</w:t>
       </w:r>
     </w:p>
     <w:p>
@@ -163,7 +175,7 @@
           <w:b w:val="0"/>
           <w:i w:val="0"/>
         </w:rPr>
-        <w:t>论文的实验范围远大于本复现：主要评估使用 CHB-MIT（22 名患者、182 次发作），并在 IEEG.org（16 名成人、87 次发作）上做跨数据集验证，另使用 SIENA 数据集，训练总时长达 844 小时。</w:t>
+        <w:t>论文使用了三个数据集：CHB-MIT（22 名儿科患者、182 次发作、844 小时）、IEEG.org（16 名成人、87 次发作、312 小时）与 SIENA（14 名成人、186 小时）。表 7 给出三者的事件级结果：准确率 84.7% / 79.2% / 82.3%，灵敏度 89.3% / 83.1% / 86.7%，误报率 0.48 / 0.62 / 0.54 次每小时。需要说明的是，SIENA 并未出现在论文摘要中，只在方法节与表 7 里作为补充验证出现。</w:t>
       </w:r>
     </w:p>
     <w:p>
@@ -279,7 +291,7 @@
           <w:b w:val="0"/>
           <w:i w:val="0"/>
         </w:rPr>
-        <w:t>PLV 超过阈值 τ 的三个通道构成一条 3-团超边，全部超边构成超图。论文未给出 τ 的取值，本复现扫描后取 τ = 0.55。</w:t>
+        <w:t>PLV 超过阈值 τ 的三个通道构成一条 3-团超边，全部超边构成超图。论文给出 τ = 0.65（由网格搜索确定），本复现改用 τ = 0.55，这是一处有意的偏离，理由见 4.2 节。</w:t>
       </w:r>
     </w:p>
     <w:p>
@@ -1556,7 +1568,59 @@
           <w:b/>
           <w:i w:val="0"/>
         </w:rPr>
-        <w:t>单轮准确率的波动范围达 0.124，两组之间的差值 0.0036 是它的三分之一。结论：加入物理损失对分类性能没有可测影响。</w:t>
+        <w:t>单轮准确率的波动范围达 0.124，两组之间的差值 0.0036 是它的三分之一。</w:t>
+      </w:r>
+    </w:p>
+    <w:p>
+      <w:r>
+        <w:rPr>
+          <w:rFonts w:ascii="Calibri" w:hAnsi="Calibri" w:eastAsia="等线"/>
+          <w:b w:val="0"/>
+          <w:i w:val="0"/>
+        </w:rPr>
+        <w:t>这个结果需要与论文自报的数字对照。论文方法节的消融研究原文为：</w:t>
+      </w:r>
+    </w:p>
+    <w:p>
+      <w:pPr>
+        <w:jc w:val="center"/>
+      </w:pPr>
+      <w:r>
+        <w:rPr>
+          <w:rFonts w:ascii="Cambria Math" w:hAnsi="Cambria Math" w:eastAsia="等线"/>
+          <w:i/>
+        </w:rPr>
+        <w:t>Physics constraints (+0.9%) improve generalization despite small loss weight (λ1 = 0.03)</w:t>
+      </w:r>
+    </w:p>
+    <w:p>
+      <w:r>
+        <w:rPr>
+          <w:rFonts w:ascii="Calibri" w:hAnsi="Calibri" w:eastAsia="等线"/>
+          <w:b w:val="0"/>
+          <w:i w:val="0"/>
+        </w:rPr>
+        <w:t>即论文自己承认，物理损失只带来 0.9% 的准确率提升。而论文表 5 报告 HP-GNN 的折间标准差为 ±2.1%。两相对照：论文自报的效应量 0.9%，小于它自己的折间噪声 2.1%。</w:t>
+      </w:r>
+    </w:p>
+    <w:p>
+      <w:r>
+        <w:rPr>
+          <w:rFonts w:ascii="Calibri" w:hAnsi="Calibri" w:eastAsia="等线"/>
+          <w:b/>
+          <w:i w:val="0"/>
+        </w:rPr>
+        <w:t>本复现测得的 +0.36% 与论文的 +0.9% 处于同一量级，方向也一致。因此本复现与论文之间并不存在矛盾——分歧在于论文把这一量级的效应解释成了有效的物理约束。</w:t>
+      </w:r>
+    </w:p>
+    <w:p>
+      <w:r>
+        <w:rPr>
+          <w:rFonts w:ascii="Calibri" w:hAnsi="Calibri" w:eastAsia="等线"/>
+          <w:b w:val="0"/>
+          <w:i w:val="0"/>
+        </w:rPr>
+        <w:t>需要说明的是，论文未报告该消融项的配对差值标准差，因此无法从原文判断其声称的 p &lt; 0.05 是否成立；但可以确定的是，0.9% 这一效应量小于论文自己报告的性能波动。</w:t>
       </w:r>
     </w:p>
     <w:p>
@@ -2092,6 +2156,38 @@
       </w:r>
     </w:p>
     <w:p>
+      <w:r>
+        <w:rPr>
+          <w:rFonts w:ascii="Calibri" w:hAnsi="Calibri" w:eastAsia="等线"/>
+          <w:b w:val="0"/>
+          <w:i w:val="0"/>
+        </w:rPr>
+        <w:t>这里有一处可以直接与论文对照的推论。论文报告其学到的耦合强度为：</w:t>
+      </w:r>
+    </w:p>
+    <w:p>
+      <w:pPr>
+        <w:jc w:val="center"/>
+      </w:pPr>
+      <w:r>
+        <w:rPr>
+          <w:rFonts w:ascii="Cambria Math" w:hAnsi="Cambria Math" w:eastAsia="等线"/>
+          <w:i/>
+        </w:rPr>
+        <w:t>K = 0.71 ± 0.14 —— falls precisely within the theoretical chimera regime [0.4-0.9]</w:t>
+      </w:r>
+    </w:p>
+    <w:p>
+      <w:r>
+        <w:rPr>
+          <w:rFonts w:ascii="Calibri" w:hAnsi="Calibri" w:eastAsia="等线"/>
+          <w:b/>
+          <w:i w:val="0"/>
+        </w:rPr>
+        <w:t>而本复现中 K 从 0.8721 一路降至 0.2194，已经落在该区间之外。换言之，正确实现这个物理损失，反而把 K 推出了论文声称找到它的那个区间。这与论文源码版本（K 同样压向零）在方向上是完全一致的。</w:t>
+      </w:r>
+    </w:p>
+    <w:p>
       <w:pPr>
         <w:pStyle w:val="Heading1"/>
       </w:pPr>
@@ -2152,7 +2248,7 @@
           <w:b w:val="0"/>
           <w:i w:val="0"/>
         </w:rPr>
-        <w:t>其中 α 为相位延迟，论文未给出其取值，因此对 α 在 [−π, π] 上扫描 25 个值，取统计量最大的一个（这对原假设最有利）。评价指标为耦合项带来的残差方差降幅——即该方程能解释多少相位演化。</w:t>
+        <w:t>其中 α 为相位延迟。论文将该参数限制在 [0, π/2] 并报告其学习值为 0.28 rad，但未给出与本检验可比的拟合设定，因此本复现对 α 在 [−π, π] 上扫描 25 个值，取统计量最大的一个（这对原假设最有利）。评价指标为耦合项带来的残差方差降幅——即该方程能解释多少相位演化。</w:t>
       </w:r>
     </w:p>
     <w:p>
@@ -3262,7 +3358,7 @@
           <w:b w:val="0"/>
           <w:i w:val="0"/>
         </w:rPr>
-        <w:t>本工作完成了 HP-GNN 在 CHB-MIT chb01 上的完整复现，并对其物理信息约束机制做了检验。三条主要结论：</w:t>
+        <w:t>本工作完成了 HP-GNN 在 CHB-MIT chb01 上的完整复现，并对其物理信息约束机制做了检验。四条主要结论：</w:t>
       </w:r>
     </w:p>
     <w:p>
@@ -3272,7 +3368,7 @@
           <w:b/>
           <w:i w:val="0"/>
         </w:rPr>
-        <w:t>第一，官方源码的物理损失在实现上退化。导数项被写死为零，使损失退化为把耦合强度压向零的正则项，与论文描述的物理约束不符。</w:t>
+        <w:t>第一，官方源码的物理损失在实现上退化，且与论文正文冲突。导数项被写死为零，使损失退化为把耦合强度压向零的正则项；而论文方法节明确写的是「用有限差分近似 dθ/dt」。实测 K 从 0.87 降至 0.22，落入论文声称奇美拉区间 [0.4–0.9] 之外。</w:t>
       </w:r>
     </w:p>
     <w:p>
@@ -3282,7 +3378,7 @@
           <w:b/>
           <w:i w:val="0"/>
         </w:rPr>
-        <w:t>第二，问题不止于实现。对真实 Hilbert 相位的直接拟合显示，Kuramoto 方程的耦合项在三种脑状态、三个频带、25 个相位延迟下，对相位演化的方差解释率最高仅 1.55%，发作间期低至 0.00%。即便完全正确地实现，该损失项也不可能提供有效约束。</w:t>
+        <w:t>第二，论文自报的物理损失效应量小于其自身的折间噪声。论文原文承认物理约束只带来 +0.9% 准确率提升，而 HP-GNN 的折间标准差为 ±2.1%。本复现测得 +0.36%，与论文一致。结论不是「没能复现出该效果」，而是该量级本就落在噪声内。</w:t>
       </w:r>
     </w:p>
     <w:p>
@@ -3292,7 +3388,17 @@
           <w:b/>
           <w:i w:val="0"/>
         </w:rPr>
-        <w:t>第三，事件级评估的 100% 灵敏度是平凡的。模型在正常序列上的误报率为 7.5%，而单次发作的预测窗口包含数百条序列，命中接近必然。有意义的指标是误报率 0.64 次/小时，与论文报告的 0.48 次/小时处于同一量级。</w:t>
+        <w:t>第三，问题不止于实现。对真实 Hilbert 相位的直接拟合显示，Kuramoto 方程的耦合项在三种脑状态、三个频带、25 个相位延迟下，对相位演化的方差解释率最高仅 1.55%，发作间期低至 0.00%。即便完全正确地实现，该损失项也不可能提供有效约束。</w:t>
+      </w:r>
+    </w:p>
+    <w:p>
+      <w:r>
+        <w:rPr>
+          <w:rFonts w:ascii="Calibri" w:hAnsi="Calibri" w:eastAsia="等线"/>
+          <w:b/>
+          <w:i w:val="0"/>
+        </w:rPr>
+        <w:t>第四，事件级评估的 100% 灵敏度是平凡的。模型在正常序列上的误报率为 7.5%，而单次发作的预测窗口包含数百条序列，命中接近必然。有意义的指标是误报率 0.64 次/小时，与论文报告的 0.48 次/小时处于同一量级。</w:t>
       </w:r>
     </w:p>
     <w:p>
